--- a/11_Sistemas_Operacionais/11_Catalogo_Semantico.docx
+++ b/11_Sistemas_Operacionais/11_Catalogo_Semantico.docx
@@ -2071,12 +2071,12 @@
         <w:pStyle w:val="Heading3"/>
       </w:pPr>
       <w:r>
-        <w:t>argv</w:t>
-      </w:r>
-    </w:p>
-    <w:p>
-      <w:r>
-        <w:t>Vetor de argumentos de linha de comando.</w:t>
+        <w:t xml:space="preserve">argv</w:t>
+      </w:r>
+    </w:p>
+    <w:p>
+      <w:r>
+        <w:t xml:space="preserve">Vetor de argumentos de linha de comando.</w:t>
       </w:r>
     </w:p>
     <w:p>
@@ -2084,10 +2084,10 @@
         <w:rPr>
           <w:b/>
         </w:rPr>
-        <w:t xml:space="preserve">Materiais: </w:t>
-      </w:r>
-      <w:r>
-        <w:t>args_env.png, exec2.png</w:t>
+        <w:t xml:space="preserve">Materiais:</w:t>
+      </w:r>
+      <w:r>
+        <w:t xml:space="preserve"> args_env.png, exec2.png</w:t>
       </w:r>
     </w:p>
     <w:p>
@@ -2095,12 +2095,12 @@
         <w:pStyle w:val="Heading3"/>
       </w:pPr>
       <w:r>
-        <w:t>biblioteca C</w:t>
-      </w:r>
-    </w:p>
-    <w:p>
-      <w:r>
-        <w:t>Conceito de biblioteca C aplicado nos exemplos e diagramas do capítulo.</w:t>
+        <w:t xml:space="preserve">biblioteca C</w:t>
+      </w:r>
+    </w:p>
+    <w:p>
+      <w:r>
+        <w:t xml:space="preserve">Conjunto de funções disponibilizadas aos programas C, incluindo funções de entrada e saída como printf e fprintf.</w:t>
       </w:r>
     </w:p>
     <w:p>
@@ -2108,10 +2108,10 @@
         <w:rPr>
           <w:b/>
         </w:rPr>
-        <w:t xml:space="preserve">Materiais: </w:t>
-      </w:r>
-      <w:r>
-        <w:t>buffering.png, programa_ao_hardware.png, stdio_ao_kernel.png</w:t>
+        <w:t xml:space="preserve">Materiais:</w:t>
+      </w:r>
+      <w:r>
+        <w:t xml:space="preserve"> buffering.png, programa_ao_hardware.png, stdio_ao_kernel.png</w:t>
       </w:r>
     </w:p>
     <w:p>
@@ -2119,12 +2119,12 @@
         <w:pStyle w:val="Heading3"/>
       </w:pPr>
       <w:r>
-        <w:t>buffering</w:t>
-      </w:r>
-    </w:p>
-    <w:p>
-      <w:r>
-        <w:t>Armazenamento temporário de dados antes de uma operação de entrada ou saída.</w:t>
+        <w:t xml:space="preserve">buffering</w:t>
+      </w:r>
+    </w:p>
+    <w:p>
+      <w:r>
+        <w:t xml:space="preserve">Armazenamento temporário de dados antes de uma operação de entrada ou saída.</w:t>
       </w:r>
     </w:p>
     <w:p>
@@ -2132,10 +2132,10 @@
         <w:rPr>
           <w:b/>
         </w:rPr>
-        <w:t xml:space="preserve">Materiais: </w:t>
-      </w:r>
-      <w:r>
-        <w:t>buffering.png, buffering2.png, printf_ate_display.png, printf_fflush.gif, stdio_ao_kernel.png</w:t>
+        <w:t xml:space="preserve">Materiais:</w:t>
+      </w:r>
+      <w:r>
+        <w:t xml:space="preserve"> buffering.png, buffering2.png, printf_ate_display.png, printf_fflush.gif, stdio_ao_kernel.png</w:t>
       </w:r>
     </w:p>
     <w:p>
@@ -2143,12 +2143,12 @@
         <w:pStyle w:val="Heading3"/>
       </w:pPr>
       <w:r>
-        <w:t>chamada de sistema</w:t>
-      </w:r>
-    </w:p>
-    <w:p>
-      <w:r>
-        <w:t>Conceito de chamada de sistema aplicado nos exemplos e diagramas do capítulo.</w:t>
+        <w:t xml:space="preserve">chamada de sistema</w:t>
+      </w:r>
+    </w:p>
+    <w:p>
+      <w:r>
+        <w:t xml:space="preserve">Operação pela qual um programa solicita ao kernel um serviço, como leitura ou escrita em um descritor.</w:t>
       </w:r>
     </w:p>
     <w:p>
@@ -2156,10 +2156,10 @@
         <w:rPr>
           <w:b/>
         </w:rPr>
-        <w:t xml:space="preserve">Materiais: </w:t>
-      </w:r>
-      <w:r>
-        <w:t>programa_ao_hardware.png, stdio_ao_kernel.png</w:t>
+        <w:t xml:space="preserve">Materiais:</w:t>
+      </w:r>
+      <w:r>
+        <w:t xml:space="preserve"> programa_ao_hardware.png, stdio_ao_kernel.png</w:t>
       </w:r>
     </w:p>
     <w:p>
@@ -2167,12 +2167,12 @@
         <w:pStyle w:val="Heading3"/>
       </w:pPr>
       <w:r>
-        <w:t>copy-on-write</w:t>
-      </w:r>
-    </w:p>
-    <w:p>
-      <w:r>
-        <w:t>Técnica que compartilha páginas até que uma escrita exija cópia privada.</w:t>
+        <w:t xml:space="preserve">copy-on-write</w:t>
+      </w:r>
+    </w:p>
+    <w:p>
+      <w:r>
+        <w:t xml:space="preserve">Técnica que compartilha páginas até que uma escrita exija cópia privada.</w:t>
       </w:r>
     </w:p>
     <w:p>
@@ -2180,10 +2180,10 @@
         <w:rPr>
           <w:b/>
         </w:rPr>
-        <w:t xml:space="preserve">Materiais: </w:t>
-      </w:r>
-      <w:r>
-        <w:t>fork3.png</w:t>
+        <w:t xml:space="preserve">Materiais:</w:t>
+      </w:r>
+      <w:r>
+        <w:t xml:space="preserve"> fork3.png</w:t>
       </w:r>
     </w:p>
     <w:p>
@@ -2191,12 +2191,12 @@
         <w:pStyle w:val="Heading3"/>
       </w:pPr>
       <w:r>
-        <w:t>CPU</w:t>
-      </w:r>
-    </w:p>
-    <w:p>
-      <w:r>
-        <w:t>Conceito de CPU aplicado nos exemplos e diagramas do capítulo.</w:t>
+        <w:t xml:space="preserve">CPU</w:t>
+      </w:r>
+    </w:p>
+    <w:p>
+      <w:r>
+        <w:t xml:space="preserve">Unidade central de processamento que executa instruções e participa da coordenação das operações do computador.</w:t>
       </w:r>
     </w:p>
     <w:p>
@@ -2204,10 +2204,10 @@
         <w:rPr>
           <w:b/>
         </w:rPr>
-        <w:t xml:space="preserve">Materiais: </w:t>
-      </w:r>
-      <w:r>
-        <w:t>porque_sistema_operacional.png, von_neumann.png</w:t>
+        <w:t xml:space="preserve">Materiais:</w:t>
+      </w:r>
+      <w:r>
+        <w:t xml:space="preserve"> porque_sistema_operacional.png, von_neumann.png</w:t>
       </w:r>
     </w:p>
     <w:p>
@@ -2215,12 +2215,12 @@
         <w:pStyle w:val="Heading3"/>
       </w:pPr>
       <w:r>
-        <w:t>descritores de arquivo</w:t>
-      </w:r>
-    </w:p>
-    <w:p>
-      <w:r>
-        <w:t>Conceito de descritores de arquivo aplicado nos exemplos e diagramas do capítulo.</w:t>
+        <w:t xml:space="preserve">descritores de arquivo</w:t>
+      </w:r>
+    </w:p>
+    <w:p>
+      <w:r>
+        <w:t xml:space="preserve">Identificadores inteiros usados por um processo para acessar recursos de entrada e saída, incluindo arquivos e extremidades de pipes.</w:t>
       </w:r>
     </w:p>
     <w:p>
@@ -2228,10 +2228,10 @@
         <w:rPr>
           <w:b/>
         </w:rPr>
-        <w:t xml:space="preserve">Materiais: </w:t>
-      </w:r>
-      <w:r>
-        <w:t>anatomia_processo.png, dup2.png, pipe.png, pipe_read_write.png, resumo_geral2.png, stdin_stdout_stderr.png</w:t>
+        <w:t xml:space="preserve">Materiais:</w:t>
+      </w:r>
+      <w:r>
+        <w:t xml:space="preserve"> anatomia_processo.png, dup2.png, pipe.png, pipe_read_write.png, resumo_geral2.png, stdin_stdout_stderr.png</w:t>
       </w:r>
     </w:p>
     <w:p>
@@ -2239,12 +2239,12 @@
         <w:pStyle w:val="Heading3"/>
       </w:pPr>
       <w:r>
-        <w:t>dispositivos</w:t>
-      </w:r>
-    </w:p>
-    <w:p>
-      <w:r>
-        <w:t>Conceito de dispositivos aplicado nos exemplos e diagramas do capítulo.</w:t>
+        <w:t xml:space="preserve">dispositivos</w:t>
+      </w:r>
+    </w:p>
+    <w:p>
+      <w:r>
+        <w:t xml:space="preserve">Componentes de entrada e saída cujos recursos são acessados e coordenados pelo sistema operacional.</w:t>
       </w:r>
     </w:p>
     <w:p>
@@ -2252,10 +2252,10 @@
         <w:rPr>
           <w:b/>
         </w:rPr>
-        <w:t xml:space="preserve">Materiais: </w:t>
-      </w:r>
-      <w:r>
-        <w:t>porque_sistema_operacional.png</w:t>
+        <w:t xml:space="preserve">Materiais:</w:t>
+      </w:r>
+      <w:r>
+        <w:t xml:space="preserve"> porque_sistema_operacional.png</w:t>
       </w:r>
     </w:p>
     <w:p>
@@ -2263,12 +2263,12 @@
         <w:pStyle w:val="Heading3"/>
       </w:pPr>
       <w:r>
-        <w:t>driver</w:t>
-      </w:r>
-    </w:p>
-    <w:p>
-      <w:r>
-        <w:t>Conceito de driver aplicado nos exemplos e diagramas do capítulo.</w:t>
+        <w:t xml:space="preserve">driver</w:t>
+      </w:r>
+    </w:p>
+    <w:p>
+      <w:r>
+        <w:t xml:space="preserve">Componente de software que permite ao sistema operacional controlar e acessar um dispositivo.</w:t>
       </w:r>
     </w:p>
     <w:p>
@@ -2276,10 +2276,10 @@
         <w:rPr>
           <w:b/>
         </w:rPr>
-        <w:t xml:space="preserve">Materiais: </w:t>
-      </w:r>
-      <w:r>
-        <w:t>programa_ao_hardware.png</w:t>
+        <w:t xml:space="preserve">Materiais:</w:t>
+      </w:r>
+      <w:r>
+        <w:t xml:space="preserve"> programa_ao_hardware.png</w:t>
       </w:r>
     </w:p>
     <w:p>
@@ -2287,12 +2287,12 @@
         <w:pStyle w:val="Heading3"/>
       </w:pPr>
       <w:r>
-        <w:t>dup2</w:t>
-      </w:r>
-    </w:p>
-    <w:p>
-      <w:r>
-        <w:t>Chamada que duplica um descritor sobre um número de descritor escolhido.</w:t>
+        <w:t xml:space="preserve">dup2</w:t>
+      </w:r>
+    </w:p>
+    <w:p>
+      <w:r>
+        <w:t xml:space="preserve">Chamada que duplica um descritor sobre um número de descritor escolhido.</w:t>
       </w:r>
     </w:p>
     <w:p>
@@ -2300,10 +2300,10 @@
         <w:rPr>
           <w:b/>
         </w:rPr>
-        <w:t xml:space="preserve">Materiais: </w:t>
-      </w:r>
-      <w:r>
-        <w:t>dup2.png</w:t>
+        <w:t xml:space="preserve">Materiais:</w:t>
+      </w:r>
+      <w:r>
+        <w:t xml:space="preserve"> dup2.png</w:t>
       </w:r>
     </w:p>
     <w:p>
@@ -2311,12 +2311,12 @@
         <w:pStyle w:val="Heading3"/>
       </w:pPr>
       <w:r>
-        <w:t>entrada e saída</w:t>
-      </w:r>
-    </w:p>
-    <w:p>
-      <w:r>
-        <w:t>Conceito de entrada e saída aplicado nos exemplos e diagramas do capítulo.</w:t>
+        <w:t xml:space="preserve">entrada e saída</w:t>
+      </w:r>
+    </w:p>
+    <w:p>
+      <w:r>
+        <w:t xml:space="preserve">Operações de obtenção de dados e apresentação ou envio de resultados por um programa.</w:t>
       </w:r>
     </w:p>
     <w:p>
@@ -2324,10 +2324,10 @@
         <w:rPr>
           <w:b/>
         </w:rPr>
-        <w:t xml:space="preserve">Materiais: </w:t>
-      </w:r>
-      <w:r>
-        <w:t>von_neumann.png</w:t>
+        <w:t xml:space="preserve">Materiais:</w:t>
+      </w:r>
+      <w:r>
+        <w:t xml:space="preserve"> von_neumann.png</w:t>
       </w:r>
     </w:p>
     <w:p>
@@ -2335,12 +2335,12 @@
         <w:pStyle w:val="Heading3"/>
       </w:pPr>
       <w:r>
-        <w:t>envp</w:t>
-      </w:r>
-    </w:p>
-    <w:p>
-      <w:r>
-        <w:t>Vetor de strings do ambiente recebido pelo programa.</w:t>
+        <w:t xml:space="preserve">envp</w:t>
+      </w:r>
+    </w:p>
+    <w:p>
+      <w:r>
+        <w:t xml:space="preserve">Vetor de strings do ambiente recebido pelo programa.</w:t>
       </w:r>
     </w:p>
     <w:p>
@@ -2348,10 +2348,10 @@
         <w:rPr>
           <w:b/>
         </w:rPr>
-        <w:t xml:space="preserve">Materiais: </w:t>
-      </w:r>
-      <w:r>
-        <w:t>args_env.png, exec2.png</w:t>
+        <w:t xml:space="preserve">Materiais:</w:t>
+      </w:r>
+      <w:r>
+        <w:t xml:space="preserve"> args_env.png, exec2.png</w:t>
       </w:r>
     </w:p>
     <w:p>
@@ -2359,12 +2359,12 @@
         <w:pStyle w:val="Heading3"/>
       </w:pPr>
       <w:r>
-        <w:t>EOF</w:t>
-      </w:r>
-    </w:p>
-    <w:p>
-      <w:r>
-        <w:t>Condição de fim de fluxo de entrada.</w:t>
+        <w:t xml:space="preserve">EOF</w:t>
+      </w:r>
+    </w:p>
+    <w:p>
+      <w:r>
+        <w:t xml:space="preserve">Condição de fim de fluxo de entrada.</w:t>
       </w:r>
     </w:p>
     <w:p>
@@ -2372,10 +2372,10 @@
         <w:rPr>
           <w:b/>
         </w:rPr>
-        <w:t xml:space="preserve">Materiais: </w:t>
-      </w:r>
-      <w:r>
-        <w:t>pipe_read_write.png</w:t>
+        <w:t xml:space="preserve">Materiais:</w:t>
+      </w:r>
+      <w:r>
+        <w:t xml:space="preserve"> pipe_read_write.png</w:t>
       </w:r>
     </w:p>
     <w:p>
@@ -2383,12 +2383,12 @@
         <w:pStyle w:val="Heading3"/>
       </w:pPr>
       <w:r>
-        <w:t>espaço de endereçamento</w:t>
-      </w:r>
-    </w:p>
-    <w:p>
-      <w:r>
-        <w:t>Conceito de espaço de endereçamento aplicado nos exemplos e diagramas do capítulo.</w:t>
+        <w:t xml:space="preserve">espaço de endereçamento</w:t>
+      </w:r>
+    </w:p>
+    <w:p>
+      <w:r>
+        <w:t xml:space="preserve">Conjunto de endereços de memória acessíveis no contexto de um processo, onde se organizam código, dados e outras regiões.</w:t>
       </w:r>
     </w:p>
     <w:p>
@@ -2396,10 +2396,10 @@
         <w:rPr>
           <w:b/>
         </w:rPr>
-        <w:t xml:space="preserve">Materiais: </w:t>
-      </w:r>
-      <w:r>
-        <w:t>anatomia_processo.png, fork3.png</w:t>
+        <w:t xml:space="preserve">Materiais:</w:t>
+      </w:r>
+      <w:r>
+        <w:t xml:space="preserve"> anatomia_processo.png, fork3.png</w:t>
       </w:r>
     </w:p>
     <w:p>
@@ -2407,12 +2407,12 @@
         <w:pStyle w:val="Heading3"/>
       </w:pPr>
       <w:r>
-        <w:t>estado de término</w:t>
-      </w:r>
-    </w:p>
-    <w:p>
-      <w:r>
-        <w:t>Conceito de estado de término aplicado nos exemplos e diagramas do capítulo.</w:t>
+        <w:t xml:space="preserve">estado de término</w:t>
+      </w:r>
+    </w:p>
+    <w:p>
+      <w:r>
+        <w:t xml:space="preserve">Informações sobre o encerramento de um processo filho que podem ser coletadas pelo pai com wait ou waitpid.</w:t>
       </w:r>
     </w:p>
     <w:p>
@@ -2420,10 +2420,10 @@
         <w:rPr>
           <w:b/>
         </w:rPr>
-        <w:t xml:space="preserve">Materiais: </w:t>
-      </w:r>
-      <w:r>
-        <w:t>wait_waitpid.png</w:t>
+        <w:t xml:space="preserve">Materiais:</w:t>
+      </w:r>
+      <w:r>
+        <w:t xml:space="preserve"> wait_waitpid.png</w:t>
       </w:r>
     </w:p>
     <w:p>
@@ -2431,12 +2431,12 @@
         <w:pStyle w:val="Heading3"/>
       </w:pPr>
       <w:r>
-        <w:t>exec</w:t>
-      </w:r>
-    </w:p>
-    <w:p>
-      <w:r>
-        <w:t>Família de funções que substitui a imagem de programa de um processo.</w:t>
+        <w:t xml:space="preserve">exec</w:t>
+      </w:r>
+    </w:p>
+    <w:p>
+      <w:r>
+        <w:t xml:space="preserve">Família de funções que substitui a imagem de programa de um processo.</w:t>
       </w:r>
     </w:p>
     <w:p>
@@ -2444,10 +2444,10 @@
         <w:rPr>
           <w:b/>
         </w:rPr>
-        <w:t xml:space="preserve">Materiais: </w:t>
-      </w:r>
-      <w:r>
-        <w:t>args_env.png, exec.png, exec2.png, fork_exec_wait.png, mapa_visual_processos_comunicacao.png, resumo_geral.png</w:t>
+        <w:t xml:space="preserve">Materiais:</w:t>
+      </w:r>
+      <w:r>
+        <w:t xml:space="preserve"> args_env.png, exec.png, exec2.png, fork_exec_wait.png, mapa_visual_processos_comunicacao.png, resumo_geral.png</w:t>
       </w:r>
     </w:p>
     <w:p>
@@ -2455,12 +2455,12 @@
         <w:pStyle w:val="Heading3"/>
       </w:pPr>
       <w:r>
-        <w:t>executável</w:t>
-      </w:r>
-    </w:p>
-    <w:p>
-      <w:r>
-        <w:t>Conceito de executável aplicado nos exemplos e diagramas do capítulo.</w:t>
+        <w:t xml:space="preserve">executável</w:t>
+      </w:r>
+    </w:p>
+    <w:p>
+      <w:r>
+        <w:t xml:space="preserve">Arquivo preparado para carregamento e execução.</w:t>
       </w:r>
     </w:p>
     <w:p>
@@ -2468,10 +2468,10 @@
         <w:rPr>
           <w:b/>
         </w:rPr>
-        <w:t xml:space="preserve">Materiais: </w:t>
-      </w:r>
-      <w:r>
-        <w:t>programa_vs_processo.png</w:t>
+        <w:t xml:space="preserve">Materiais:</w:t>
+      </w:r>
+      <w:r>
+        <w:t xml:space="preserve"> programa_vs_processo.png</w:t>
       </w:r>
     </w:p>
     <w:p>
@@ -2479,12 +2479,12 @@
         <w:pStyle w:val="Heading3"/>
       </w:pPr>
       <w:r>
-        <w:t>exercício</w:t>
-      </w:r>
-    </w:p>
-    <w:p>
-      <w:r>
-        <w:t>Conceito de exercício aplicado nos exemplos e diagramas do capítulo.</w:t>
+        <w:t xml:space="preserve">exercício</w:t>
+      </w:r>
+    </w:p>
+    <w:p>
+      <w:r>
+        <w:t xml:space="preserve">Atividade proposta para aplicar e verificar conceitos do capítulo.</w:t>
       </w:r>
     </w:p>
     <w:p>
@@ -2492,10 +2492,10 @@
         <w:rPr>
           <w:b/>
         </w:rPr>
-        <w:t xml:space="preserve">Materiais: </w:t>
-      </w:r>
-      <w:r>
-        <w:t>exercicio.md</w:t>
+        <w:t xml:space="preserve">Materiais:</w:t>
+      </w:r>
+      <w:r>
+        <w:t xml:space="preserve"> exercicio.md</w:t>
       </w:r>
     </w:p>
     <w:p>
@@ -2503,12 +2503,12 @@
         <w:pStyle w:val="Heading3"/>
       </w:pPr>
       <w:r>
-        <w:t>fflush</w:t>
-      </w:r>
-    </w:p>
-    <w:p>
-      <w:r>
-        <w:t>Função que solicita a descarga de dados pendentes de um fluxo de saída.</w:t>
+        <w:t xml:space="preserve">fflush</w:t>
+      </w:r>
+    </w:p>
+    <w:p>
+      <w:r>
+        <w:t xml:space="preserve">Função que solicita a descarga de dados pendentes de um fluxo de saída.</w:t>
       </w:r>
     </w:p>
     <w:p>
@@ -2516,10 +2516,10 @@
         <w:rPr>
           <w:b/>
         </w:rPr>
-        <w:t xml:space="preserve">Materiais: </w:t>
-      </w:r>
-      <w:r>
-        <w:t>buffering2.png, printf_fflush.gif</w:t>
+        <w:t xml:space="preserve">Materiais:</w:t>
+      </w:r>
+      <w:r>
+        <w:t xml:space="preserve"> buffering2.png, printf_fflush.gif</w:t>
       </w:r>
     </w:p>
     <w:p>
@@ -2527,12 +2527,12 @@
         <w:pStyle w:val="Heading3"/>
       </w:pPr>
       <w:r>
-        <w:t>fork</w:t>
-      </w:r>
-    </w:p>
-    <w:p>
-      <w:r>
-        <w:t>Chamada que cria um processo filho.</w:t>
+        <w:t xml:space="preserve">fork</w:t>
+      </w:r>
+    </w:p>
+    <w:p>
+      <w:r>
+        <w:t xml:space="preserve">Chamada que cria um processo filho.</w:t>
       </w:r>
     </w:p>
     <w:p>
@@ -2540,10 +2540,10 @@
         <w:rPr>
           <w:b/>
         </w:rPr>
-        <w:t xml:space="preserve">Materiais: </w:t>
-      </w:r>
-      <w:r>
-        <w:t>child_pipe.gif, exercicio.md, fork.png, fork2.png, fork3.png, fork_exec_wait.png, gabarito1.md, gabarito1a.c, gabarito1b.c, mapa_visual_processos_comunicacao.png, resumo_geral.png</w:t>
+        <w:t xml:space="preserve">Materiais:</w:t>
+      </w:r>
+      <w:r>
+        <w:t xml:space="preserve"> child_pipe.gif, exercicio.md, fork.png, fork2.png, fork3.png, fork_exec_wait.png, gabarito1.md, gabarito1a.c, gabarito1b.c, mapa_visual_processos_comunicacao.png, resumo_geral.png</w:t>
       </w:r>
     </w:p>
     <w:p>
@@ -2551,12 +2551,12 @@
         <w:pStyle w:val="Heading3"/>
       </w:pPr>
       <w:r>
-        <w:t>gabarito</w:t>
-      </w:r>
-    </w:p>
-    <w:p>
-      <w:r>
-        <w:t>Conceito de gabarito aplicado nos exemplos e diagramas do capítulo.</w:t>
+        <w:t xml:space="preserve">gabarito</w:t>
+      </w:r>
+    </w:p>
+    <w:p>
+      <w:r>
+        <w:t xml:space="preserve">Resolução e justificativa das respostas de um exercício.</w:t>
       </w:r>
     </w:p>
     <w:p>
@@ -2564,10 +2564,10 @@
         <w:rPr>
           <w:b/>
         </w:rPr>
-        <w:t xml:space="preserve">Materiais: </w:t>
-      </w:r>
-      <w:r>
-        <w:t>gabarito1.md, gabarito1a.c, gabarito1b.c</w:t>
+        <w:t xml:space="preserve">Materiais:</w:t>
+      </w:r>
+      <w:r>
+        <w:t xml:space="preserve"> gabarito1.md, gabarito1a.c, gabarito1b.c</w:t>
       </w:r>
     </w:p>
     <w:p>
@@ -2575,12 +2575,12 @@
         <w:pStyle w:val="Heading3"/>
       </w:pPr>
       <w:r>
-        <w:t>hardware</w:t>
-      </w:r>
-    </w:p>
-    <w:p>
-      <w:r>
-        <w:t>Conceito de hardware aplicado nos exemplos e diagramas do capítulo.</w:t>
+        <w:t xml:space="preserve">hardware</w:t>
+      </w:r>
+    </w:p>
+    <w:p>
+      <w:r>
+        <w:t xml:space="preserve">Componentes físicos do computador, como CPU, memória e dispositivos de entrada e saída.</w:t>
       </w:r>
     </w:p>
     <w:p>
@@ -2588,10 +2588,10 @@
         <w:rPr>
           <w:b/>
         </w:rPr>
-        <w:t xml:space="preserve">Materiais: </w:t>
-      </w:r>
-      <w:r>
-        <w:t>programa_ao_hardware.png, so_como_intermediario.png</w:t>
+        <w:t xml:space="preserve">Materiais:</w:t>
+      </w:r>
+      <w:r>
+        <w:t xml:space="preserve"> programa_ao_hardware.png, so_como_intermediario.png</w:t>
       </w:r>
     </w:p>
     <w:p>
@@ -2599,12 +2599,12 @@
         <w:pStyle w:val="Heading3"/>
       </w:pPr>
       <w:r>
-        <w:t>heap</w:t>
-      </w:r>
-    </w:p>
-    <w:p>
-      <w:r>
-        <w:t>Conceito de heap aplicado nos exemplos e diagramas do capítulo.</w:t>
+        <w:t xml:space="preserve">heap</w:t>
+      </w:r>
+    </w:p>
+    <w:p>
+      <w:r>
+        <w:t xml:space="preserve">Região de memória do processo associada às alocações dinâmicas nos diagramas apresentados.</w:t>
       </w:r>
     </w:p>
     <w:p>
@@ -2612,10 +2612,10 @@
         <w:rPr>
           <w:b/>
         </w:rPr>
-        <w:t xml:space="preserve">Materiais: </w:t>
-      </w:r>
-      <w:r>
-        <w:t>anatomia_processo.png</w:t>
+        <w:t xml:space="preserve">Materiais:</w:t>
+      </w:r>
+      <w:r>
+        <w:t xml:space="preserve"> anatomia_processo.png</w:t>
       </w:r>
     </w:p>
     <w:p>
@@ -2623,12 +2623,12 @@
         <w:pStyle w:val="Heading3"/>
       </w:pPr>
       <w:r>
-        <w:t>imagem de processo</w:t>
-      </w:r>
-    </w:p>
-    <w:p>
-      <w:r>
-        <w:t>Conceito de imagem de processo aplicado nos exemplos e diagramas do capítulo.</w:t>
+        <w:t xml:space="preserve">imagem de processo</w:t>
+      </w:r>
+    </w:p>
+    <w:p>
+      <w:r>
+        <w:t xml:space="preserve">Conjunto de código e dados carregados para execução em um processo, substituído pela família exec.</w:t>
       </w:r>
     </w:p>
     <w:p>
@@ -2636,10 +2636,10 @@
         <w:rPr>
           <w:b/>
         </w:rPr>
-        <w:t xml:space="preserve">Materiais: </w:t>
-      </w:r>
-      <w:r>
-        <w:t>exec.png</w:t>
+        <w:t xml:space="preserve">Materiais:</w:t>
+      </w:r>
+      <w:r>
+        <w:t xml:space="preserve"> exec.png</w:t>
       </w:r>
     </w:p>
     <w:p>
@@ -2647,12 +2647,12 @@
         <w:pStyle w:val="Heading3"/>
       </w:pPr>
       <w:r>
-        <w:t>IPC</w:t>
-      </w:r>
-    </w:p>
-    <w:p>
-      <w:r>
-        <w:t>Comunicação entre processos.</w:t>
+        <w:t xml:space="preserve">IPC</w:t>
+      </w:r>
+    </w:p>
+    <w:p>
+      <w:r>
+        <w:t xml:space="preserve">Comunicação entre processos.</w:t>
       </w:r>
     </w:p>
     <w:p>
@@ -2660,10 +2660,10 @@
         <w:rPr>
           <w:b/>
         </w:rPr>
-        <w:t xml:space="preserve">Materiais: </w:t>
-      </w:r>
-      <w:r>
-        <w:t>child_pipe.gif, gabarito1.md, gabarito1a.c, gabarito1b.c, pipe.png, resumo_geral2.png</w:t>
+        <w:t xml:space="preserve">Materiais:</w:t>
+      </w:r>
+      <w:r>
+        <w:t xml:space="preserve"> child_pipe.gif, gabarito1.md, gabarito1a.c, gabarito1b.c, pipe.png, resumo_geral2.png</w:t>
       </w:r>
     </w:p>
     <w:p>
@@ -2671,12 +2671,12 @@
         <w:pStyle w:val="Heading3"/>
       </w:pPr>
       <w:r>
-        <w:t>kernel</w:t>
-      </w:r>
-    </w:p>
-    <w:p>
-      <w:r>
-        <w:t>Conceito de kernel aplicado nos exemplos e diagramas do capítulo.</w:t>
+        <w:t xml:space="preserve">kernel</w:t>
+      </w:r>
+    </w:p>
+    <w:p>
+      <w:r>
+        <w:t xml:space="preserve">Núcleo do sistema operacional que gerencia recursos e atende solicitações de serviços dos programas.</w:t>
       </w:r>
     </w:p>
     <w:p>
@@ -2684,10 +2684,10 @@
         <w:rPr>
           <w:b/>
         </w:rPr>
-        <w:t xml:space="preserve">Materiais: </w:t>
-      </w:r>
-      <w:r>
-        <w:t>printf_ate_display.png, programa_ao_hardware.png, so_como_intermediario.png, stdio_ao_kernel.png</w:t>
+        <w:t xml:space="preserve">Materiais:</w:t>
+      </w:r>
+      <w:r>
+        <w:t xml:space="preserve"> printf_ate_display.png, programa_ao_hardware.png, so_como_intermediario.png, stdio_ao_kernel.png</w:t>
       </w:r>
     </w:p>
     <w:p>
@@ -2695,12 +2695,12 @@
         <w:pStyle w:val="Heading3"/>
       </w:pPr>
       <w:r>
-        <w:t>kill</w:t>
-      </w:r>
-    </w:p>
-    <w:p>
-      <w:r>
-        <w:t>Conceito de kill aplicado nos exemplos e diagramas do capítulo.</w:t>
+        <w:t xml:space="preserve">kill</w:t>
+      </w:r>
+    </w:p>
+    <w:p>
+      <w:r>
+        <w:t xml:space="preserve">Comando usado para enviar sinais a processos identificados por PID; enviar um sinal não implica necessariamente encerrar o processo.</w:t>
       </w:r>
     </w:p>
     <w:p>
@@ -2708,10 +2708,10 @@
         <w:rPr>
           <w:b/>
         </w:rPr>
-        <w:t xml:space="preserve">Materiais: </w:t>
-      </w:r>
-      <w:r>
-        <w:t>kill.gif, kill.png</w:t>
+        <w:t xml:space="preserve">Materiais:</w:t>
+      </w:r>
+      <w:r>
+        <w:t xml:space="preserve"> kill.gif, kill.png</w:t>
       </w:r>
     </w:p>
     <w:p>
@@ -2719,12 +2719,12 @@
         <w:pStyle w:val="Heading3"/>
       </w:pPr>
       <w:r>
-        <w:t>memória</w:t>
-      </w:r>
-    </w:p>
-    <w:p>
-      <w:r>
-        <w:t>Conceito de memória aplicado nos exemplos e diagramas do capítulo.</w:t>
+        <w:t xml:space="preserve">memória</w:t>
+      </w:r>
+    </w:p>
+    <w:p>
+      <w:r>
+        <w:t xml:space="preserve">Armazenamento acessado por programas durante a execução.</w:t>
       </w:r>
     </w:p>
     <w:p>
@@ -2732,10 +2732,10 @@
         <w:rPr>
           <w:b/>
         </w:rPr>
-        <w:t xml:space="preserve">Materiais: </w:t>
-      </w:r>
-      <w:r>
-        <w:t>porque_sistema_operacional.png, von_neumann.png</w:t>
+        <w:t xml:space="preserve">Materiais:</w:t>
+      </w:r>
+      <w:r>
+        <w:t xml:space="preserve"> porque_sistema_operacional.png, von_neumann.png</w:t>
       </w:r>
     </w:p>
     <w:p>
@@ -2743,12 +2743,12 @@
         <w:pStyle w:val="Heading3"/>
       </w:pPr>
       <w:r>
-        <w:t>PATH</w:t>
-      </w:r>
-    </w:p>
-    <w:p>
-      <w:r>
-        <w:t>Variável de ambiente com diretórios usados na busca de executáveis.</w:t>
+        <w:t xml:space="preserve">PATH</w:t>
+      </w:r>
+    </w:p>
+    <w:p>
+      <w:r>
+        <w:t xml:space="preserve">Variável de ambiente com diretórios usados na busca de executáveis.</w:t>
       </w:r>
     </w:p>
     <w:p>
@@ -2756,10 +2756,10 @@
         <w:rPr>
           <w:b/>
         </w:rPr>
-        <w:t xml:space="preserve">Materiais: </w:t>
-      </w:r>
-      <w:r>
-        <w:t>exec2.png</w:t>
+        <w:t xml:space="preserve">Materiais:</w:t>
+      </w:r>
+      <w:r>
+        <w:t xml:space="preserve"> exec2.png</w:t>
       </w:r>
     </w:p>
     <w:p>
@@ -2767,12 +2767,12 @@
         <w:pStyle w:val="Heading3"/>
       </w:pPr>
       <w:r>
-        <w:t>PID</w:t>
-      </w:r>
-    </w:p>
-    <w:p>
-      <w:r>
-        <w:t>Identificador numérico de processo.</w:t>
+        <w:t xml:space="preserve">PID</w:t>
+      </w:r>
+    </w:p>
+    <w:p>
+      <w:r>
+        <w:t xml:space="preserve">Identificador numérico de processo.</w:t>
       </w:r>
     </w:p>
     <w:p>
@@ -2780,10 +2780,10 @@
         <w:rPr>
           <w:b/>
         </w:rPr>
-        <w:t xml:space="preserve">Materiais: </w:t>
-      </w:r>
-      <w:r>
-        <w:t>exec.png, fork.png, kill.gif, kill.png, pid.png, programa_vs_processo.png</w:t>
+        <w:t xml:space="preserve">Materiais:</w:t>
+      </w:r>
+      <w:r>
+        <w:t xml:space="preserve"> exec.png, fork.png, kill.gif, kill.png, pid.png, programa_vs_processo.png</w:t>
       </w:r>
     </w:p>
     <w:p>
@@ -2791,12 +2791,12 @@
         <w:pStyle w:val="Heading3"/>
       </w:pPr>
       <w:r>
-        <w:t>pipe</w:t>
-      </w:r>
-    </w:p>
-    <w:p>
-      <w:r>
-        <w:t>Canal de bytes com extremidades de leitura e escrita.</w:t>
+        <w:t xml:space="preserve">pipe</w:t>
+      </w:r>
+    </w:p>
+    <w:p>
+      <w:r>
+        <w:t xml:space="preserve">Canal de bytes com extremidades de leitura e escrita.</w:t>
       </w:r>
     </w:p>
     <w:p>
@@ -2804,10 +2804,10 @@
         <w:rPr>
           <w:b/>
         </w:rPr>
-        <w:t xml:space="preserve">Materiais: </w:t>
-      </w:r>
-      <w:r>
-        <w:t>child_pipe.gif, dup2.png, exercicio.md, mapa_visual_processos_comunicacao.png, pipe.png, pipe_read_write.png, pipes_redirecionamentos.png, pipes_redirecionamentos2.png, resumo_geral.png</w:t>
+        <w:t xml:space="preserve">Materiais:</w:t>
+      </w:r>
+      <w:r>
+        <w:t xml:space="preserve"> child_pipe.gif, dup2.png, exercicio.md, mapa_visual_processos_comunicacao.png, pipe.png, pipe_read_write.png, pipes_redirecionamentos.png, pipes_redirecionamentos2.png, resumo_geral.png</w:t>
       </w:r>
     </w:p>
     <w:p>
@@ -2815,12 +2815,12 @@
         <w:pStyle w:val="Heading3"/>
       </w:pPr>
       <w:r>
-        <w:t>PPID</w:t>
-      </w:r>
-    </w:p>
-    <w:p>
-      <w:r>
-        <w:t>Identificador do processo pai.</w:t>
+        <w:t xml:space="preserve">PPID</w:t>
+      </w:r>
+    </w:p>
+    <w:p>
+      <w:r>
+        <w:t xml:space="preserve">Identificador do processo pai.</w:t>
       </w:r>
     </w:p>
     <w:p>
@@ -2828,10 +2828,10 @@
         <w:rPr>
           <w:b/>
         </w:rPr>
-        <w:t xml:space="preserve">Materiais: </w:t>
-      </w:r>
-      <w:r>
-        <w:t>pid.png</w:t>
+        <w:t xml:space="preserve">Materiais:</w:t>
+      </w:r>
+      <w:r>
+        <w:t xml:space="preserve"> pid.png</w:t>
       </w:r>
     </w:p>
     <w:p>
@@ -2839,12 +2839,12 @@
         <w:pStyle w:val="Heading3"/>
       </w:pPr>
       <w:r>
-        <w:t>printf</w:t>
-      </w:r>
-    </w:p>
-    <w:p>
-      <w:r>
-        <w:t>Conceito de printf aplicado nos exemplos e diagramas do capítulo.</w:t>
+        <w:t xml:space="preserve">printf</w:t>
+      </w:r>
+    </w:p>
+    <w:p>
+      <w:r>
+        <w:t xml:space="preserve">Função de saída formatada no stdout.</w:t>
       </w:r>
     </w:p>
     <w:p>
@@ -2852,10 +2852,10 @@
         <w:rPr>
           <w:b/>
         </w:rPr>
-        <w:t xml:space="preserve">Materiais: </w:t>
-      </w:r>
-      <w:r>
-        <w:t>printf_ate_display.png, printf_fflush.gif</w:t>
+        <w:t xml:space="preserve">Materiais:</w:t>
+      </w:r>
+      <w:r>
+        <w:t xml:space="preserve"> printf_ate_display.png, printf_fflush.gif</w:t>
       </w:r>
     </w:p>
     <w:p>
@@ -2863,12 +2863,12 @@
         <w:pStyle w:val="Heading3"/>
       </w:pPr>
       <w:r>
-        <w:t>processo</w:t>
-      </w:r>
-    </w:p>
-    <w:p>
-      <w:r>
-        <w:t>Conceito de processo aplicado nos exemplos e diagramas do capítulo.</w:t>
+        <w:t xml:space="preserve">processo</w:t>
+      </w:r>
+    </w:p>
+    <w:p>
+      <w:r>
+        <w:t xml:space="preserve">Instância de um programa em execução com estado e recursos próprios.</w:t>
       </w:r>
     </w:p>
     <w:p>
@@ -2876,10 +2876,10 @@
         <w:rPr>
           <w:b/>
         </w:rPr>
-        <w:t xml:space="preserve">Materiais: </w:t>
-      </w:r>
-      <w:r>
-        <w:t>anatomia_processo.png, args_env.png, exec.png, exec2.png, mapa_visual_processos_comunicacao.png, pipe.png, programa_vs_processo.png, resumo_geral.png, resumo_geral2.png</w:t>
+        <w:t xml:space="preserve">Materiais:</w:t>
+      </w:r>
+      <w:r>
+        <w:t xml:space="preserve"> anatomia_processo.png, args_env.png, exec.png, exec2.png, mapa_visual_processos_comunicacao.png, pipe.png, programa_vs_processo.png, resumo_geral.png, resumo_geral2.png</w:t>
       </w:r>
     </w:p>
     <w:p>
@@ -2887,12 +2887,12 @@
         <w:pStyle w:val="Heading3"/>
       </w:pPr>
       <w:r>
-        <w:t>processo filho</w:t>
-      </w:r>
-    </w:p>
-    <w:p>
-      <w:r>
-        <w:t>Conceito de processo filho aplicado nos exemplos e diagramas do capítulo.</w:t>
+        <w:t xml:space="preserve">processo filho</w:t>
+      </w:r>
+    </w:p>
+    <w:p>
+      <w:r>
+        <w:t xml:space="preserve">Processo criado por outro processo, como o criado por fork nos exemplos.</w:t>
       </w:r>
     </w:p>
     <w:p>
@@ -2900,10 +2900,10 @@
         <w:rPr>
           <w:b/>
         </w:rPr>
-        <w:t xml:space="preserve">Materiais: </w:t>
-      </w:r>
-      <w:r>
-        <w:t>child_pipe.gif, exercicio.md, fork.png, fork2.png, fork3.png, fork_exec_wait.png, gabarito1.md, gabarito1a.c, gabarito1b.c, pid.png, sig2.png, wait_waitpid.png</w:t>
+        <w:t xml:space="preserve">Materiais:</w:t>
+      </w:r>
+      <w:r>
+        <w:t xml:space="preserve"> child_pipe.gif, exercicio.md, fork.png, fork2.png, fork3.png, fork_exec_wait.png, gabarito1.md, gabarito1a.c, gabarito1b.c, pid.png, sig2.png, wait_waitpid.png</w:t>
       </w:r>
     </w:p>
     <w:p>
@@ -2911,12 +2911,12 @@
         <w:pStyle w:val="Heading3"/>
       </w:pPr>
       <w:r>
-        <w:t>processo pai</w:t>
-      </w:r>
-    </w:p>
-    <w:p>
-      <w:r>
-        <w:t>Conceito de processo pai aplicado nos exemplos e diagramas do capítulo.</w:t>
+        <w:t xml:space="preserve">processo pai</w:t>
+      </w:r>
+    </w:p>
+    <w:p>
+      <w:r>
+        <w:t xml:space="preserve">Processo que cria um processo filho e pode aguardar seu término e trocar dados com ele.</w:t>
       </w:r>
     </w:p>
     <w:p>
@@ -2924,10 +2924,10 @@
         <w:rPr>
           <w:b/>
         </w:rPr>
-        <w:t xml:space="preserve">Materiais: </w:t>
-      </w:r>
-      <w:r>
-        <w:t>child_pipe.gif, exercicio.md, fork.png, fork2.png, fork_exec_wait.png, gabarito1.md, gabarito1a.c, gabarito1b.c, pid.png</w:t>
+        <w:t xml:space="preserve">Materiais:</w:t>
+      </w:r>
+      <w:r>
+        <w:t xml:space="preserve"> child_pipe.gif, exercicio.md, fork.png, fork2.png, fork_exec_wait.png, gabarito1.md, gabarito1a.c, gabarito1b.c, pid.png</w:t>
       </w:r>
     </w:p>
     <w:p>
@@ -2935,12 +2935,12 @@
         <w:pStyle w:val="Heading3"/>
       </w:pPr>
       <w:r>
-        <w:t>programa</w:t>
-      </w:r>
-    </w:p>
-    <w:p>
-      <w:r>
-        <w:t>Conceito de programa aplicado nos exemplos e diagramas do capítulo.</w:t>
+        <w:t xml:space="preserve">programa</w:t>
+      </w:r>
+    </w:p>
+    <w:p>
+      <w:r>
+        <w:t xml:space="preserve">Conjunto de instruções e dados que pode ser armazenado como executável e instanciado como processo em execução.</w:t>
       </w:r>
     </w:p>
     <w:p>
@@ -2948,10 +2948,10 @@
         <w:rPr>
           <w:b/>
         </w:rPr>
-        <w:t xml:space="preserve">Materiais: </w:t>
-      </w:r>
-      <w:r>
-        <w:t>programa_vs_processo.png</w:t>
+        <w:t xml:space="preserve">Materiais:</w:t>
+      </w:r>
+      <w:r>
+        <w:t xml:space="preserve"> programa_vs_processo.png</w:t>
       </w:r>
     </w:p>
     <w:p>
@@ -2959,12 +2959,12 @@
         <w:pStyle w:val="Heading3"/>
       </w:pPr>
       <w:r>
-        <w:t>read</w:t>
-      </w:r>
-    </w:p>
-    <w:p>
-      <w:r>
-        <w:t>Conceito de read aplicado nos exemplos e diagramas do capítulo.</w:t>
+        <w:t xml:space="preserve">read</w:t>
+      </w:r>
+    </w:p>
+    <w:p>
+      <w:r>
+        <w:t xml:space="preserve">Chamada POSIX que lê bytes de um descritor de arquivo para um buffer, incluindo a extremidade de leitura de um pipe.</w:t>
       </w:r>
     </w:p>
     <w:p>
@@ -2972,10 +2972,10 @@
         <w:rPr>
           <w:b/>
         </w:rPr>
-        <w:t xml:space="preserve">Materiais: </w:t>
-      </w:r>
-      <w:r>
-        <w:t>pipe_read_write.png, resumo_IO.png</w:t>
+        <w:t xml:space="preserve">Materiais:</w:t>
+      </w:r>
+      <w:r>
+        <w:t xml:space="preserve"> pipe_read_write.png, resumo_IO.png</w:t>
       </w:r>
     </w:p>
     <w:p>
@@ -2983,12 +2983,12 @@
         <w:pStyle w:val="Heading3"/>
       </w:pPr>
       <w:r>
-        <w:t>recursos</w:t>
-      </w:r>
-    </w:p>
-    <w:p>
-      <w:r>
-        <w:t>Conceito de recursos aplicado nos exemplos e diagramas do capítulo.</w:t>
+        <w:t xml:space="preserve">recursos</w:t>
+      </w:r>
+    </w:p>
+    <w:p>
+      <w:r>
+        <w:t xml:space="preserve">Meios gerenciados pelo sistema operacional para executar programas, como CPU, memória, arquivos e dispositivos.</w:t>
       </w:r>
     </w:p>
     <w:p>
@@ -2996,10 +2996,10 @@
         <w:rPr>
           <w:b/>
         </w:rPr>
-        <w:t xml:space="preserve">Materiais: </w:t>
-      </w:r>
-      <w:r>
-        <w:t>so_como_intermediario.png</w:t>
+        <w:t xml:space="preserve">Materiais:</w:t>
+      </w:r>
+      <w:r>
+        <w:t xml:space="preserve"> so_como_intermediario.png</w:t>
       </w:r>
     </w:p>
     <w:p>
@@ -3007,12 +3007,12 @@
         <w:pStyle w:val="Heading3"/>
       </w:pPr>
       <w:r>
-        <w:t>redirecionamento</w:t>
-      </w:r>
-    </w:p>
-    <w:p>
-      <w:r>
-        <w:t>Conceito de redirecionamento aplicado nos exemplos e diagramas do capítulo.</w:t>
+        <w:t xml:space="preserve">redirecionamento</w:t>
+      </w:r>
+    </w:p>
+    <w:p>
+      <w:r>
+        <w:t xml:space="preserve">Alteração da origem ou do destino de um fluxo de entrada ou saída, conectando-o a arquivos ou pipes.</w:t>
       </w:r>
     </w:p>
     <w:p>
@@ -3020,10 +3020,10 @@
         <w:rPr>
           <w:b/>
         </w:rPr>
-        <w:t xml:space="preserve">Materiais: </w:t>
-      </w:r>
-      <w:r>
-        <w:t>buffering.png, buffering2.png, dup2.png, pipes_redirecionamentos.png, pipes_redirecionamentos2.png, resumo_IO.png, resumo_geral2.png</w:t>
+        <w:t xml:space="preserve">Materiais:</w:t>
+      </w:r>
+      <w:r>
+        <w:t xml:space="preserve"> buffering.png, buffering2.png, dup2.png, pipes_redirecionamentos.png, pipes_redirecionamentos2.png, resumo_geral2.png, resumo_IO.png</w:t>
       </w:r>
     </w:p>
     <w:p>
@@ -3031,12 +3031,12 @@
         <w:pStyle w:val="Heading3"/>
       </w:pPr>
       <w:r>
-        <w:t>retorno de função</w:t>
-      </w:r>
-    </w:p>
-    <w:p>
-      <w:r>
-        <w:t>Conceito de retorno de função aplicado nos exemplos e diagramas do capítulo.</w:t>
+        <w:t xml:space="preserve">retorno de função</w:t>
+      </w:r>
+    </w:p>
+    <w:p>
+      <w:r>
+        <w:t xml:space="preserve">Valor produzido ao retornar de uma chamada, usado para distinguir resultados e condições de erro, como no retorno de fork.</w:t>
       </w:r>
     </w:p>
     <w:p>
@@ -3044,10 +3044,10 @@
         <w:rPr>
           <w:b/>
         </w:rPr>
-        <w:t xml:space="preserve">Materiais: </w:t>
-      </w:r>
-      <w:r>
-        <w:t>fork2.png</w:t>
+        <w:t xml:space="preserve">Materiais:</w:t>
+      </w:r>
+      <w:r>
+        <w:t xml:space="preserve"> fork2.png</w:t>
       </w:r>
     </w:p>
     <w:p>
@@ -3055,12 +3055,12 @@
         <w:pStyle w:val="Heading3"/>
       </w:pPr>
       <w:r>
-        <w:t>shell</w:t>
-      </w:r>
-    </w:p>
-    <w:p>
-      <w:r>
-        <w:t>Conceito de shell aplicado nos exemplos e diagramas do capítulo.</w:t>
+        <w:t xml:space="preserve">shell</w:t>
+      </w:r>
+    </w:p>
+    <w:p>
+      <w:r>
+        <w:t xml:space="preserve">Interpretador de comandos que inicia programas e interpreta argumentos, redirecionamentos e pipelines.</w:t>
       </w:r>
     </w:p>
     <w:p>
@@ -3068,10 +3068,10 @@
         <w:rPr>
           <w:b/>
         </w:rPr>
-        <w:t xml:space="preserve">Materiais: </w:t>
-      </w:r>
-      <w:r>
-        <w:t>pipes_redirecionamentos2.png</w:t>
+        <w:t xml:space="preserve">Materiais:</w:t>
+      </w:r>
+      <w:r>
+        <w:t xml:space="preserve"> pipes_redirecionamentos2.png</w:t>
       </w:r>
     </w:p>
     <w:p>
@@ -3079,12 +3079,12 @@
         <w:pStyle w:val="Heading3"/>
       </w:pPr>
       <w:r>
-        <w:t>SIGCHLD</w:t>
-      </w:r>
-    </w:p>
-    <w:p>
-      <w:r>
-        <w:t>Sinal relacionado a mudanças de estado de processos filhos.</w:t>
+        <w:t xml:space="preserve">SIGCHLD</w:t>
+      </w:r>
+    </w:p>
+    <w:p>
+      <w:r>
+        <w:t xml:space="preserve">Sinal relacionado a mudanças de estado de processos filhos.</w:t>
       </w:r>
     </w:p>
     <w:p>
@@ -3092,10 +3092,10 @@
         <w:rPr>
           <w:b/>
         </w:rPr>
-        <w:t xml:space="preserve">Materiais: </w:t>
-      </w:r>
-      <w:r>
-        <w:t>sig2.png</w:t>
+        <w:t xml:space="preserve">Materiais:</w:t>
+      </w:r>
+      <w:r>
+        <w:t xml:space="preserve"> sig2.png</w:t>
       </w:r>
     </w:p>
     <w:p>
@@ -3103,12 +3103,12 @@
         <w:pStyle w:val="Heading3"/>
       </w:pPr>
       <w:r>
-        <w:t>SIGINT</w:t>
-      </w:r>
-    </w:p>
-    <w:p>
-      <w:r>
-        <w:t>Sinal de interrupção frequentemente enviado pelo terminal.</w:t>
+        <w:t xml:space="preserve">SIGINT</w:t>
+      </w:r>
+    </w:p>
+    <w:p>
+      <w:r>
+        <w:t xml:space="preserve">Sinal de interrupção frequentemente enviado pelo terminal.</w:t>
       </w:r>
     </w:p>
     <w:p>
@@ -3116,10 +3116,10 @@
         <w:rPr>
           <w:b/>
         </w:rPr>
-        <w:t xml:space="preserve">Materiais: </w:t>
-      </w:r>
-      <w:r>
-        <w:t>sig.png</w:t>
+        <w:t xml:space="preserve">Materiais:</w:t>
+      </w:r>
+      <w:r>
+        <w:t xml:space="preserve"> sig.png</w:t>
       </w:r>
     </w:p>
     <w:p>
@@ -3127,12 +3127,12 @@
         <w:pStyle w:val="Heading3"/>
       </w:pPr>
       <w:r>
-        <w:t>SIGKILL</w:t>
-      </w:r>
-    </w:p>
-    <w:p>
-      <w:r>
-        <w:t>Sinal de encerramento que não pode ser capturado ou ignorado.</w:t>
+        <w:t xml:space="preserve">SIGKILL</w:t>
+      </w:r>
+    </w:p>
+    <w:p>
+      <w:r>
+        <w:t xml:space="preserve">Sinal de encerramento que não pode ser capturado ou ignorado.</w:t>
       </w:r>
     </w:p>
     <w:p>
@@ -3140,10 +3140,10 @@
         <w:rPr>
           <w:b/>
         </w:rPr>
-        <w:t xml:space="preserve">Materiais: </w:t>
-      </w:r>
-      <w:r>
-        <w:t>kill.gif, kill.png</w:t>
+        <w:t xml:space="preserve">Materiais:</w:t>
+      </w:r>
+      <w:r>
+        <w:t xml:space="preserve"> kill.gif, kill.png</w:t>
       </w:r>
     </w:p>
     <w:p>
@@ -3151,12 +3151,12 @@
         <w:pStyle w:val="Heading3"/>
       </w:pPr>
       <w:r>
-        <w:t>SIGTERM</w:t>
-      </w:r>
-    </w:p>
-    <w:p>
-      <w:r>
-        <w:t>Sinal que solicita o término de um processo.</w:t>
+        <w:t xml:space="preserve">SIGTERM</w:t>
+      </w:r>
+    </w:p>
+    <w:p>
+      <w:r>
+        <w:t xml:space="preserve">Sinal que solicita o término de um processo.</w:t>
       </w:r>
     </w:p>
     <w:p>
@@ -3164,10 +3164,10 @@
         <w:rPr>
           <w:b/>
         </w:rPr>
-        <w:t xml:space="preserve">Materiais: </w:t>
-      </w:r>
-      <w:r>
-        <w:t>kill.gif, kill.png, sig.png, sig2.png</w:t>
+        <w:t xml:space="preserve">Materiais:</w:t>
+      </w:r>
+      <w:r>
+        <w:t xml:space="preserve"> kill.gif, kill.png, sig.png, sig2.png</w:t>
       </w:r>
     </w:p>
     <w:p>
@@ -3175,12 +3175,12 @@
         <w:pStyle w:val="Heading3"/>
       </w:pPr>
       <w:r>
-        <w:t>sinais</w:t>
-      </w:r>
-    </w:p>
-    <w:p>
-      <w:r>
-        <w:t>Conceito de sinais aplicado nos exemplos e diagramas do capítulo.</w:t>
+        <w:t xml:space="preserve">sinais</w:t>
+      </w:r>
+    </w:p>
+    <w:p>
+      <w:r>
+        <w:t xml:space="preserve">Notificações recebidas por processos para comunicar eventos e solicitar ações durante a execução.</w:t>
       </w:r>
     </w:p>
     <w:p>
@@ -3188,10 +3188,10 @@
         <w:rPr>
           <w:b/>
         </w:rPr>
-        <w:t xml:space="preserve">Materiais: </w:t>
-      </w:r>
-      <w:r>
-        <w:t>kill.gif, kill.png, mapa_visual_processos_comunicacao.png, resumo_geral.png, resumo_geral2.png, sig.png, sig2.png</w:t>
+        <w:t xml:space="preserve">Materiais:</w:t>
+      </w:r>
+      <w:r>
+        <w:t xml:space="preserve"> kill.gif, kill.png, mapa_visual_processos_comunicacao.png, resumo_geral.png, resumo_geral2.png, sig.png, sig2.png</w:t>
       </w:r>
     </w:p>
     <w:p>
@@ -3199,12 +3199,12 @@
         <w:pStyle w:val="Heading3"/>
       </w:pPr>
       <w:r>
-        <w:t>sistema operacional</w:t>
-      </w:r>
-    </w:p>
-    <w:p>
-      <w:r>
-        <w:t>Conceito de sistema operacional aplicado nos exemplos e diagramas do capítulo.</w:t>
+        <w:t xml:space="preserve">sistema operacional</w:t>
+      </w:r>
+    </w:p>
+    <w:p>
+      <w:r>
+        <w:t xml:space="preserve">Software que coordena a execução dos programas e o acesso à CPU, memória, arquivos e dispositivos.</w:t>
       </w:r>
     </w:p>
     <w:p>
@@ -3212,10 +3212,10 @@
         <w:rPr>
           <w:b/>
         </w:rPr>
-        <w:t xml:space="preserve">Materiais: </w:t>
-      </w:r>
-      <w:r>
-        <w:t>porque_sistema_operacional.png, so_como_intermediario.png</w:t>
+        <w:t xml:space="preserve">Materiais:</w:t>
+      </w:r>
+      <w:r>
+        <w:t xml:space="preserve"> porque_sistema_operacional.png, so_como_intermediario.png</w:t>
       </w:r>
     </w:p>
     <w:p>
@@ -3223,12 +3223,12 @@
         <w:pStyle w:val="Heading3"/>
       </w:pPr>
       <w:r>
-        <w:t>stack</w:t>
-      </w:r>
-    </w:p>
-    <w:p>
-      <w:r>
-        <w:t>Conceito de stack aplicado nos exemplos e diagramas do capítulo.</w:t>
+        <w:t xml:space="preserve">stack</w:t>
+      </w:r>
+    </w:p>
+    <w:p>
+      <w:r>
+        <w:t xml:space="preserve">Região de memória de execução associada às chamadas de funções e a seus dados locais nos diagramas de processo; distinta da estrutura de dados pilha estudada no capítulo 05.</w:t>
       </w:r>
     </w:p>
     <w:p>
@@ -3236,10 +3236,10 @@
         <w:rPr>
           <w:b/>
         </w:rPr>
-        <w:t xml:space="preserve">Materiais: </w:t>
-      </w:r>
-      <w:r>
-        <w:t>anatomia_processo.png</w:t>
+        <w:t xml:space="preserve">Materiais:</w:t>
+      </w:r>
+      <w:r>
+        <w:t xml:space="preserve"> anatomia_processo.png</w:t>
       </w:r>
     </w:p>
     <w:p>
@@ -3247,12 +3247,12 @@
         <w:pStyle w:val="Heading3"/>
       </w:pPr>
       <w:r>
-        <w:t>stderr</w:t>
-      </w:r>
-    </w:p>
-    <w:p>
-      <w:r>
-        <w:t>Fluxo padrão de erros.</w:t>
+        <w:t xml:space="preserve">stderr</w:t>
+      </w:r>
+    </w:p>
+    <w:p>
+      <w:r>
+        <w:t xml:space="preserve">Fluxo padrão de erros.</w:t>
       </w:r>
     </w:p>
     <w:p>
@@ -3260,10 +3260,10 @@
         <w:rPr>
           <w:b/>
         </w:rPr>
-        <w:t xml:space="preserve">Materiais: </w:t>
-      </w:r>
-      <w:r>
-        <w:t>pipes_redirecionamentos.png, pipes_redirecionamentos2.png, resumo_IO.png, stdin_stdout_stderr.png</w:t>
+        <w:t xml:space="preserve">Materiais:</w:t>
+      </w:r>
+      <w:r>
+        <w:t xml:space="preserve"> pipes_redirecionamentos.png, pipes_redirecionamentos2.png, resumo_IO.png, stdin_stdout_stderr.png</w:t>
       </w:r>
     </w:p>
     <w:p>
@@ -3271,12 +3271,12 @@
         <w:pStyle w:val="Heading3"/>
       </w:pPr>
       <w:r>
-        <w:t>stdin</w:t>
-      </w:r>
-    </w:p>
-    <w:p>
-      <w:r>
-        <w:t>Fluxo padrão de entrada.</w:t>
+        <w:t xml:space="preserve">stdin</w:t>
+      </w:r>
+    </w:p>
+    <w:p>
+      <w:r>
+        <w:t xml:space="preserve">Fluxo padrão de entrada.</w:t>
       </w:r>
     </w:p>
     <w:p>
@@ -3284,10 +3284,10 @@
         <w:rPr>
           <w:b/>
         </w:rPr>
-        <w:t xml:space="preserve">Materiais: </w:t>
-      </w:r>
-      <w:r>
-        <w:t>pipes_redirecionamentos.png, resumo_IO.png, stdin_stdout_stderr.png</w:t>
+        <w:t xml:space="preserve">Materiais:</w:t>
+      </w:r>
+      <w:r>
+        <w:t xml:space="preserve"> pipes_redirecionamentos.png, resumo_IO.png, stdin_stdout_stderr.png</w:t>
       </w:r>
     </w:p>
     <w:p>
@@ -3295,12 +3295,12 @@
         <w:pStyle w:val="Heading3"/>
       </w:pPr>
       <w:r>
-        <w:t>stdout</w:t>
-      </w:r>
-    </w:p>
-    <w:p>
-      <w:r>
-        <w:t>Fluxo padrão de saída.</w:t>
+        <w:t xml:space="preserve">stdout</w:t>
+      </w:r>
+    </w:p>
+    <w:p>
+      <w:r>
+        <w:t xml:space="preserve">Fluxo padrão de saída.</w:t>
       </w:r>
     </w:p>
     <w:p>
@@ -3308,10 +3308,10 @@
         <w:rPr>
           <w:b/>
         </w:rPr>
-        <w:t xml:space="preserve">Materiais: </w:t>
-      </w:r>
-      <w:r>
-        <w:t>buffering.png, buffering2.png, pipes_redirecionamentos.png, pipes_redirecionamentos2.png, printf_fflush.gif, resumo_IO.png, stdin_stdout_stderr.png</w:t>
+        <w:t xml:space="preserve">Materiais:</w:t>
+      </w:r>
+      <w:r>
+        <w:t xml:space="preserve"> buffering.png, buffering2.png, pipes_redirecionamentos.png, pipes_redirecionamentos2.png, printf_fflush.gif, resumo_IO.png, stdin_stdout_stderr.png</w:t>
       </w:r>
     </w:p>
     <w:p>
@@ -3319,12 +3319,12 @@
         <w:pStyle w:val="Heading3"/>
       </w:pPr>
       <w:r>
-        <w:t>terminal</w:t>
-      </w:r>
-    </w:p>
-    <w:p>
-      <w:r>
-        <w:t>Conceito de terminal aplicado nos exemplos e diagramas do capítulo.</w:t>
+        <w:t xml:space="preserve">terminal</w:t>
+      </w:r>
+    </w:p>
+    <w:p>
+      <w:r>
+        <w:t xml:space="preserve">Interface textual de interação com o sistema.</w:t>
       </w:r>
     </w:p>
     <w:p>
@@ -3332,10 +3332,10 @@
         <w:rPr>
           <w:b/>
         </w:rPr>
-        <w:t xml:space="preserve">Materiais: </w:t>
-      </w:r>
-      <w:r>
-        <w:t>printf_ate_display.png</w:t>
+        <w:t xml:space="preserve">Materiais:</w:t>
+      </w:r>
+      <w:r>
+        <w:t xml:space="preserve"> printf_ate_display.png</w:t>
       </w:r>
     </w:p>
     <w:p>
@@ -3343,12 +3343,12 @@
         <w:pStyle w:val="Heading3"/>
       </w:pPr>
       <w:r>
-        <w:t>tratamento de sinais</w:t>
-      </w:r>
-    </w:p>
-    <w:p>
-      <w:r>
-        <w:t>Conceito de tratamento de sinais aplicado nos exemplos e diagramas do capítulo.</w:t>
+        <w:t xml:space="preserve">tratamento de sinais</w:t>
+      </w:r>
+    </w:p>
+    <w:p>
+      <w:r>
+        <w:t xml:space="preserve">Definição de ações para responder a sinais recebidos por um processo, como nos exemplos de tratamento de interrupção ou término de filho.</w:t>
       </w:r>
     </w:p>
     <w:p>
@@ -3356,10 +3356,10 @@
         <w:rPr>
           <w:b/>
         </w:rPr>
-        <w:t xml:space="preserve">Materiais: </w:t>
-      </w:r>
-      <w:r>
-        <w:t>sig.png</w:t>
+        <w:t xml:space="preserve">Materiais:</w:t>
+      </w:r>
+      <w:r>
+        <w:t xml:space="preserve"> sig.png</w:t>
       </w:r>
     </w:p>
     <w:p>
@@ -3367,12 +3367,12 @@
         <w:pStyle w:val="Heading3"/>
       </w:pPr>
       <w:r>
-        <w:t>variáveis de ambiente</w:t>
-      </w:r>
-    </w:p>
-    <w:p>
-      <w:r>
-        <w:t>Conceito de variáveis de ambiente aplicado nos exemplos e diagramas do capítulo.</w:t>
+        <w:t xml:space="preserve">variáveis de ambiente</w:t>
+      </w:r>
+    </w:p>
+    <w:p>
+      <w:r>
+        <w:t xml:space="preserve">Pares nome/valor associados ao ambiente de execução de um processo.</w:t>
       </w:r>
     </w:p>
     <w:p>
@@ -3380,10 +3380,10 @@
         <w:rPr>
           <w:b/>
         </w:rPr>
-        <w:t xml:space="preserve">Materiais: </w:t>
-      </w:r>
-      <w:r>
-        <w:t>args_env.png</w:t>
+        <w:t xml:space="preserve">Materiais:</w:t>
+      </w:r>
+      <w:r>
+        <w:t xml:space="preserve"> args_env.png</w:t>
       </w:r>
     </w:p>
     <w:p>
@@ -3391,12 +3391,12 @@
         <w:pStyle w:val="Heading3"/>
       </w:pPr>
       <w:r>
-        <w:t>von Neumann</w:t>
-      </w:r>
-    </w:p>
-    <w:p>
-      <w:r>
-        <w:t>Conceito de von Neumann aplicado nos exemplos e diagramas do capítulo.</w:t>
+        <w:t xml:space="preserve">von Neumann</w:t>
+      </w:r>
+    </w:p>
+    <w:p>
+      <w:r>
+        <w:t xml:space="preserve">Organização de computador com CPU, memória para instruções e dados e entrada/saída interligadas por barramentos.</w:t>
       </w:r>
     </w:p>
     <w:p>
@@ -3404,10 +3404,10 @@
         <w:rPr>
           <w:b/>
         </w:rPr>
-        <w:t xml:space="preserve">Materiais: </w:t>
-      </w:r>
-      <w:r>
-        <w:t>von_neumann.png</w:t>
+        <w:t xml:space="preserve">Materiais:</w:t>
+      </w:r>
+      <w:r>
+        <w:t xml:space="preserve"> von_neumann.png</w:t>
       </w:r>
     </w:p>
     <w:p>
@@ -3415,12 +3415,12 @@
         <w:pStyle w:val="Heading3"/>
       </w:pPr>
       <w:r>
-        <w:t>wait</w:t>
-      </w:r>
-    </w:p>
-    <w:p>
-      <w:r>
-        <w:t>Chamada para aguardar o término de um processo filho.</w:t>
+        <w:t xml:space="preserve">wait</w:t>
+      </w:r>
+    </w:p>
+    <w:p>
+      <w:r>
+        <w:t xml:space="preserve">Chamada para aguardar o término de um processo filho.</w:t>
       </w:r>
     </w:p>
     <w:p>
@@ -3428,10 +3428,10 @@
         <w:rPr>
           <w:b/>
         </w:rPr>
-        <w:t xml:space="preserve">Materiais: </w:t>
-      </w:r>
-      <w:r>
-        <w:t>wait_waitpid.png</w:t>
+        <w:t xml:space="preserve">Materiais:</w:t>
+      </w:r>
+      <w:r>
+        <w:t xml:space="preserve"> wait_waitpid.png</w:t>
       </w:r>
     </w:p>
     <w:p>
@@ -3439,12 +3439,12 @@
         <w:pStyle w:val="Heading3"/>
       </w:pPr>
       <w:r>
-        <w:t>waitpid</w:t>
-      </w:r>
-    </w:p>
-    <w:p>
-      <w:r>
-        <w:t>Chamada para aguardar e coletar o estado de um filho específico.</w:t>
+        <w:t xml:space="preserve">waitpid</w:t>
+      </w:r>
+    </w:p>
+    <w:p>
+      <w:r>
+        <w:t xml:space="preserve">Chamada para aguardar e coletar o estado de um filho específico.</w:t>
       </w:r>
     </w:p>
     <w:p>
@@ -3452,10 +3452,10 @@
         <w:rPr>
           <w:b/>
         </w:rPr>
-        <w:t xml:space="preserve">Materiais: </w:t>
-      </w:r>
-      <w:r>
-        <w:t>fork_exec_wait.png, mapa_visual_processos_comunicacao.png, resumo_geral.png, wait_waitpid.png</w:t>
+        <w:t xml:space="preserve">Materiais:</w:t>
+      </w:r>
+      <w:r>
+        <w:t xml:space="preserve"> fork_exec_wait.png, mapa_visual_processos_comunicacao.png, resumo_geral.png, wait_waitpid.png</w:t>
       </w:r>
     </w:p>
     <w:p>
@@ -3463,12 +3463,12 @@
         <w:pStyle w:val="Heading3"/>
       </w:pPr>
       <w:r>
-        <w:t>write</w:t>
-      </w:r>
-    </w:p>
-    <w:p>
-      <w:r>
-        <w:t>Conceito de write aplicado nos exemplos e diagramas do capítulo.</w:t>
+        <w:t xml:space="preserve">write</w:t>
+      </w:r>
+    </w:p>
+    <w:p>
+      <w:r>
+        <w:t xml:space="preserve">Chamada POSIX que envia bytes de um buffer para um descritor de arquivo, incluindo arquivos, saídas padrão e pipes.</w:t>
       </w:r>
     </w:p>
     <w:p>
@@ -3476,10 +3476,10 @@
         <w:rPr>
           <w:b/>
         </w:rPr>
-        <w:t xml:space="preserve">Materiais: </w:t>
-      </w:r>
-      <w:r>
-        <w:t>pipe_read_write.png, printf_ate_display.png, resumo_IO.png, stdio_ao_kernel.png</w:t>
+        <w:t xml:space="preserve">Materiais:</w:t>
+      </w:r>
+      <w:r>
+        <w:t xml:space="preserve"> pipe_read_write.png, printf_ate_display.png, resumo_IO.png, stdio_ao_kernel.png</w:t>
       </w:r>
     </w:p>
     <w:sectPr>
